--- a/example_articles/race_ethnicity/Multiple/3.race_ethnicity_Multiple_New_York_Times.docx
+++ b/example_articles/race_ethnicity/Multiple/3.race_ethnicity_Multiple_New_York_Times.docx
@@ -32,12 +32,12 @@
     </w:p>
     <w:p>
       <w:r>
-        <w:t>Extracted race/ethnicity: Black; White</w:t>
+        <w:t>Raw race_ethnicity result: Black; White</w:t>
       </w:r>
     </w:p>
     <w:p>
       <w:r>
-        <w:t>Race/Ethnicity (Standardized): Multiple</w:t>
+        <w:t>race_ethnicity_stand_flat (Standardized): Multiple</w:t>
       </w:r>
     </w:p>
     <w:p>

--- a/example_articles/race_ethnicity/Multiple/3.race_ethnicity_Multiple_New_York_Times.docx
+++ b/example_articles/race_ethnicity/Multiple/3.race_ethnicity_Multiple_New_York_Times.docx
@@ -27,17 +27,17 @@
     </w:p>
     <w:p>
       <w:r>
-        <w:t>Source File: NYT/51.DOCX</w:t>
+        <w:t>Source file: NYT/51.DOCX</w:t>
       </w:r>
     </w:p>
     <w:p>
       <w:r>
-        <w:t>Raw race_ethnicity result: Black; White</w:t>
+        <w:t>Raw race ethnicity result, 'race_ethnicity': Black; White</w:t>
       </w:r>
     </w:p>
     <w:p>
       <w:r>
-        <w:t>race_ethnicity_stand_flat (Standardized): Multiple</w:t>
+        <w:t>Standardized race ethnicity result, 'race_ethnicity_stand_flat': Multiple</w:t>
       </w:r>
     </w:p>
     <w:p>

--- a/example_articles/race_ethnicity/Multiple/3.race_ethnicity_Multiple_New_York_Times.docx
+++ b/example_articles/race_ethnicity/Multiple/3.race_ethnicity_Multiple_New_York_Times.docx
@@ -7,7 +7,7 @@
         <w:pStyle w:val="Heading1"/>
       </w:pPr>
       <w:r>
-        <w:t>If You're Thinking of Living in: Congers</w:t>
+        <w:t>John Sayles Finds His 'City of Hope' in Cincinnati</w:t>
       </w:r>
     </w:p>
     <w:p>
@@ -17,12 +17,12 @@
     </w:p>
     <w:p>
       <w:r>
-        <w:t>Date: 1990-12-23</w:t>
+        <w:t>Date: 1990-11-25</w:t>
       </w:r>
     </w:p>
     <w:p>
       <w:r>
-        <w:t>Section: Section 10;; Section 10; Page 5; Column 1; Real Estate Desk; Column 1;</w:t>
+        <w:t>Section: Section 2;; Section 2; Page 16; Column 3; Arts &amp; Leisure Desk; Column 3;</w:t>
       </w:r>
     </w:p>
     <w:p>
@@ -32,7 +32,7 @@
     </w:p>
     <w:p>
       <w:r>
-        <w:t>Raw race ethnicity result, 'race_ethnicity': Black; White</w:t>
+        <w:t>Raw race ethnicity result, 'race_ethnicity': Black or African American, Hispanic, White</w:t>
       </w:r>
     </w:p>
     <w:p>
@@ -49,107 +49,51 @@
     </w:p>
     <w:p>
       <w:r>
-        <w:t>THE narrow, tree-lined streets named for Civil War generals like Sheridan, Grant and Burnside attest to the 19th-century past of Congers (pronounced with a hard "g," as in gong). The brick-faced Last Chance Saloon, built in 1867 on Lake Road, the main street of the tiny business district, looks like something from a western movie set.</w:t>
+        <w:t>John Sayles looks at the punched-out brick buildings on the reeling edge of this city's downtown, and he sees New Jersey in 1990.</w:t>
         <w:br/>
-        <w:t>"Congers has an identity," said Charles E. Holbrook, supervisor of Clarkstown, which includes the unincorporated hamlets of Congers, New City, Nanuet, Bardonia and Valley Cottage and the Village of Upper Nyack. "It has a special feeling of the blending of the old and the new."</w:t>
+        <w:t>A couple of years ago, when he was directing "Eight Men Out," he looked at the same neighborhood and saw Chicago in 1919. Over-the-Rhine, a formerly German and currently crumbling neighborhood adjacent to downtown Cincinnati, offers the New Jersey film maker a compelling urban composite of solid European architecture and vintage American decay. To Mr. Sayles, it has come to represent Anycity, U.S.A.</w:t>
         <w:br/>
-        <w:t>Once known as a tough, neglected working-class area of otherwise affluent Clarkstown, the hamlet is now blossoming. It has one of the most active civic associations in New York State, with 300 members who pay annual dues of $4 each.</w:t>
+        <w:t>At the moment, it is a hypothetical Hudson City, N.J., the gritty setting for Mr. Sayles's latest production, "City of Hope." Hudson City is meant to embody Mr. Sayles's observations of changing ethnic urban dynamics back home in Hoboken, but it could be any working-class town in the East.</w:t>
         <w:br/>
-        <w:t>Volunteers attend almost all town meetings and residents are kept abreast of local issues through the Congers Civic Association's quarterly newsletter. Among the association's achievements was persuading Clarkstown to install sidewalks along several busy thoroughfares.</w:t>
+        <w:t>"I think of it as Trenton, Camden, Newark -- any place that is in a period of change," says Mr. Sayles.  "The story is wider than New Jersey. It could be Erie or Scranton or Wilmington. I grew up in Schenectady, and lived in Atlanta, and I've seen the same sort of changes taking place everywhere I've been."</w:t>
         <w:br/>
-        <w:t>Despite the slow real estate market, Waters Edge, a subdivision of 46 large one-family houses, is being built along Lake DeForest, a reservoir that belongs to the Hackensack Water Company. The four- and five-bedroom houses range in price from $300,000 to more than $400,000, making it the most expensive area of the hamlet. Representatives of the builder, Bergstol Enterprises, say that 12 houses have been sold. They are offered in Victorian, contemporary, Tudor and farmhouse styles.</w:t>
+        <w:t>"City of Hope" deals with the political and personal forces that drive a city, and the circular manner in which they affect everybody within it. The story revolves around a father (Joe, played by Tony LoBianco) and son (Nick, played by Vincent Spano) who clash over the way Joe has built up his prosperous construction company. Like all the successful people in Hudson City, Joe has joined the fraternity of back scratchers who keep each other comfortable while ignoring those with more pressing itches.</w:t>
         <w:br/>
-        <w:t>Among the first to move into Waters Edge were Ann and Robert Lum and their two children, 3-year-old Eric and Jessica, 1 1/2. "We moved here from Astoria, in Queens," Mrs. Lum said, "because Congers is peaceful and the schools have an excellent reputation. In Astoria, the kids had no place to play."</w:t>
+        <w:t>But even the power brokers realize that their cozy world will not survive in the shifting political climate. Minorities -- black and Hispanic residents -- are becoming increasingly visible in local affairs. Their activity is cautiously championed by Wynn (Joe Morton), a newly elected black councilman who is torn between changing the system and joining it. Wynn bumps into a new moral question around every corner, and the film derives its conscience from the dilemmas he faces, along with Joe and Nick.</w:t>
         <w:br/>
-        <w:t>A profile from the Rockland County Planning Department indicates that 56 percent of the Congers work force are white-collar employees. Twenty-nine percent are classified as factory workers and the rest are in service industries.</w:t>
+        <w:t>The problems are exacerbated by a string of seemingly unrelated events that merge at the point where the old patronage system collides with the rising aspirations of the excluded ethnic groups.</w:t>
         <w:br/>
-        <w:t>More than half of the breadwinners work in Rockland County -- many at a 100-acre industrial park off Route 303 in Congers. Two large companies in the park are Hitachi and Materials Research Corporation.</w:t>
+        <w:t>"The movie is two stories that intersect," says Mr. Sayles. "There's one kid trying to get out of the patronage system and another one trying to get in. At the same time, the local officials can see the handwriting on the wall, and they're having a yard sale -- trying to get a last couple of things for themselves before they're voted out of office."</w:t>
         <w:br/>
-        <w:t>Mr. Holbrook, the Clarkstown Supervisor, grew up and still lives in the oldest house in Congers, a five-bedroom sandstone farmhouse built by Johannes Snedeker in 1740 at what is now 74 Endicott Street. Its proximity to Kings Highway, along which George Washington traveled when he visited his troops in the area, leads local historians to believe that the general dined or rested at the house.</w:t>
+        <w:t>In an effort to underscore the random incidents that help propel the action, Mr. Sayles is making a film that requires swift scene shifts. The action frequently changes direction as characters pass each other on the street. Like Spike Lee's "Do the Right Thing," "City of Hope" uses the technique as a way of looking at the dynamics of urban life.</w:t>
         <w:br/>
-        <w:t>The area was first settled by German and Dutch traders in the late 17th century, as part of the Quaspeck Patent granted by King William III. Their primary source of income was beaver pelts, bought from the Munsee-Sanhican Indians.</w:t>
+        <w:t>It is an ambitious approach -- particularly in light of Mr. Sayles's limited budget. He has often made films that cost less than $1 million. The film maker usually begins work on a project before he has a distributor. Given Mr. Sayles's reputation, that is a negligible concern, but it contributes to the financial pressure. At the same time, the limited budget gives Mr. Sayles considerable artistic freedom.</w:t>
         <w:br/>
-        <w:t>OVER the years the area had many names, including Yellow Church, Waldberg, Clarksville and Pond Church. It adopted its current name in 1883, when Abraham B. Conger, a New Yorker who bought the Snedeker property in 1840, donated the land for the construction of the West Shore Railroad station on Burnside Avenue, near Lake Road. The station is now a feed store.</w:t>
+        <w:t>"When you make a movie for as little money as possible, you don't have to please everybody," says Maggie Renzi, who is co-producing "City of Hope" with Sarah Green. "But that makes it a lot tougher than it would be otherwise. It means we have to shoot from 6 at night to 6 in the morning, and we have to move the company at least once and sometimes twice a day.</w:t>
         <w:br/>
-        <w:t>He also donated the land on which the first Congers public school was built in 1879. The current Congers Elementary School, at 57 Lake Road West, is built on part of the land Mr. Conger donated.</w:t>
+        <w:t>"Tonight, for instance, after we're finished with this scene, we'll move outside to shoot a scene up the street. On most big-budget productions, they would spend all night on this one set."</w:t>
         <w:br/>
-        <w:t>Congers Elementary is one of 10 grade schools serving the Clarkstown Central School District, which also includes Bardonia, New City and West Nyack. The other elementary school serving Congers is Lakewood Elementary at 77 Lakeland Avenue in Congers. The schools start with a full-day kindergarten program and continue through fifth grade. Computers are introduced in the first grade.</w:t>
+        <w:t>Ms. Renzi was speaking from the second floor of the exclusive Cincinnati Club, where "City of Hope" had its headquarters during its summer shooting. The building also provided a location for a brief scene in which Wynn leads an angry group of black citizens into a private fund-raising dinner for the mayor. For this scene, there were elk heads on the walls -- courtesy of the production company -- and catered dinners set on round tables in front of dark-haired Cincinnatians.</w:t>
         <w:br/>
-        <w:t>For sixth through eighth grades, students attend the Felix Festa Junior High School at 30 Parrot Road in West Nyack. They go on to the Clarkstown Senior High School North, in neighboring New City.</w:t>
+        <w:t>"One of the hardest things about filming in Cincinnati was finding people who looked like they were from New Jersey," says Ms. Renzi. "With the German influence here, there were a lot more blond people than we needed." It was even harder to round up extras for a classroom scene that required a dozen Hispanic second-graders.</w:t>
         <w:br/>
-        <w:t>The high school, which has roughly 1,500 students, is one of two in the district. Last year, the two high schools graduated 734 students, of whom 91.5 percent went on to college. Of the graduates, 11 won Empire State Scholarships and 160 won New York State Regents Scholarships.</w:t>
+        <w:t>"Buying wardrobes was kind of tricky, too," she says. "It was interesting to use current clothes, for a change -- you could go to the store and buy Bart Simpson T-shirts -- but the styles in Cincinnati aren't the same as the styles in New Jersey. The exception is the black community. The blacks dress more Eastern."</w:t>
         <w:br/>
-        <w:t>The housing stock consists mainly of single-family homes, although there are three town-house condominium communities off Route 303, which runs north-south through the hamlet.</w:t>
+        <w:t>However, few of Cincinnati's black residents had ever entered the Cincinnati Club before they crashed the mayor's party. The scene was a pivotal one in the film. For five hours, Mr. Sayles roamed the set in his tank top and basketball shorts, coaching the extras and polishing off a Diet Mountain Dew. Then, around midnight, he sent the cast and crew out for lunch.</w:t>
         <w:br/>
-        <w:t>The most expensive condominiums are those in the 30-unit Bridgewaters development, where two-bedroom apartments start at $225,000, said Anne Long, a real estate agent with Century 21 American Heritage Lynn Associates in Valley Cottage.</w:t>
+        <w:t>The food trucks were parked in front of the Cincinnati Club on a quiet plaza that is halfway between the heart of downtown and Over-the-Rhine. The area is usually deserted at night, except for the few professionals who live in nearby apartments and the far less affluent residents who sleep in doorways or crumbling buildings a few blocks north. In their black shirts and styled hair, the movie people presented a vivid contrast to both groups as they sat under a statue and ate their roast beef sandwiches before piling into the vans to shoot at the next location until dawn.</w:t>
         <w:br/>
-        <w:t>Nearby, Georgetown Manor offers three-bedroom units for about $200,000. One-bedrooms at the Stratford Arms development sell for $110,000 to $125,000, for units with an additional den.</w:t>
+        <w:t>For 30 nights, Mr. Sayles ran his people back and forth between 40 locations. The task would have been impossible in a city that was more crowded. "It's difficult to caravan production trucks and vans on streets where cars are triple-parked," he says. "Cincinnati has the urban look without the density of population that gives you too many logistical problems."</w:t>
         <w:br/>
-        <w:t>Rental apartments are rare. One-bedroom units in condominium communities or in two-family houses rent for about $750 and two-bedrooms for about $900.</w:t>
+        <w:t>Because of its manageability and the diversity of nearby locations, Cincinnati has lately become an extremely popular place to make films, providing the setting for such recent movies as "Rain Man," "A Rage in Harlem" and "Fresh Horses." "The city makes it easy to shoot a movie here," says Mr. Sayles.</w:t>
         <w:br/>
-        <w:t>Congers owes its development to Rockland and Swarthout Lakes, the largest natural lakes within a 50-mile radius of New York City. Many of its early residents were employed by the Knickerbocker Ice Company, established in 1831 to provide ice for New York City.</w:t>
+        <w:t>"If we had a bigger budget, we might shoot in a city with more skyline. But if we had a bigger budget, we might do a lot of things differently. The first thing would be to pay our people more. When we want an actor but we can only pay him scale, we sometimes have a hard time getting past the agent. They just won't tell the actor about the job." As a result, Mr. Sayles must bypass established box-office stars and instead develop ongoing relationships with lesser-known actors such as Mr. Spano and Mr. Morton.</w:t>
         <w:br/>
-        <w:t>In 1889, the Boston Improvement Company, a group of investors from Massachusetts, bought four square miles of land from Conger's estate and divided it into 10,000 lots. The company intended to create a resort for the wealthy of New York City.</w:t>
+        <w:t>"Eight Men Out" (1988) was the only film for which Mr. Sayles had a generous budget. It also lost more money than any of his others films, including "Matewan" and "Return of the Secaucus Seven," which received lavish critical acclaim.</w:t>
         <w:br/>
-        <w:t>Some bungalow colonies were developed along the lakes, but many of the lots were bought by ice company and railroad workers, who built small two- and three-bedroom houses on streets surrounding the old railroad station. Those houses now sell for $165,000 to $185,000.</w:t>
+        <w:t>Mr. Sayles makes it his business to study audience reactions when he goes to movies back home at the Secaucus Mall. "When one of my movies is playing, I like to stand in the lobby to see what the people look like who go in to see mine -- to know who we're attracting," he says. "When I watch a movie, I try to see who the people are rooting for, who they have empathy with."</w:t>
         <w:br/>
-        <w:t>Although Lake Road has specialty food stores, dry cleaners, banks and video shops, most residents do their major shopping at malls in nearby Nanuet, or in neighboring New City or Valley Cottage.</w:t>
-        <w:br/>
-        <w:t>CONGERS is part of the extensive Clarkstown Recreation System and includes two large parks -- the 60-acre Kings Park off Kings Highway and the 180-acre Congers Lake Memorial Park off Gilchrest Road. Kings Park has two baseball diamonds, one softball field, two basketball courts and playground equipment. Congers Lake has two baseball diamonds, two basketball courts and two tennis courts. It also has a pool with a $195 annual family membership fee.</w:t>
-        <w:br/>
-        <w:t>The only working farm left in Congers is the Davies Farm, owned by Niles Meriwether Davies, an 11th-generation descendant of Meriwether Lewis of the Lewis and Clark Expedition. Mr. Davies's grandparents, Arthur B. and Dr. Lucy V. Davies, were lured to the area from New York City in 1891 by the advertisements of the Boston Improvement Company. Instead of buying a Boston Improvement Company lot, the couple persuaded her father to buy them a farm as a wedding present.</w:t>
-        <w:br/>
-        <w:t>The 110-acre farm on the eastern side of Lake DeForest produces corn, squash and 20 varieties of apples. Every summer, the Davies Farm draws thousands of New York City residents to its "Pick Your Own" apple sales. "It's a good money maker," Mr. Davies said. "But we also like to show city kids that apples don't grow in poly bags."</w:t>
-        <w:br/>
-        <w:t>Congers has some of the finest restaurants in Clarkstown. They include The Bully Boy Chop House; Romolo's, which has a northern Italian menu; the Dynasty Inn, a Chinese restaurant; and Rick's Club America, a steak house and gathering place for the under-30 crowd.</w:t>
-        <w:br/>
-        <w:t xml:space="preserve"> </w:t>
-        <w:br/>
-        <w:t>GAZETTEER</w:t>
-        <w:br/>
-        <w:t xml:space="preserve"> </w:t>
-        <w:br/>
-        <w:t xml:space="preserve"> Population: 8,000 (1990 estimate).</w:t>
-        <w:br/>
-        <w:t xml:space="preserve"> </w:t>
-        <w:br/>
-        <w:t xml:space="preserve"> Median household income: $46,574 (1987 estimate).</w:t>
-        <w:br/>
-        <w:t xml:space="preserve"> </w:t>
-        <w:br/>
-        <w:t xml:space="preserve"> Median price of one-family house: $220,000.</w:t>
-        <w:br/>
-        <w:t xml:space="preserve"> </w:t>
-        <w:br/>
-        <w:t xml:space="preserve"> Property taxes on median house: $4,200.</w:t>
-        <w:br/>
-        <w:t xml:space="preserve"> </w:t>
-        <w:br/>
-        <w:t xml:space="preserve"> Median price of two-bedroom condominium: $125,000.</w:t>
-        <w:br/>
-        <w:t xml:space="preserve"> </w:t>
-        <w:br/>
-        <w:t xml:space="preserve"> Median rent on two-bedroom apartment: $900.</w:t>
-        <w:br/>
-        <w:t xml:space="preserve"> </w:t>
-        <w:br/>
-        <w:t xml:space="preserve"> Public-school expenditure per pupil: $8,800.</w:t>
-        <w:br/>
-        <w:t xml:space="preserve"> </w:t>
-        <w:br/>
-        <w:t xml:space="preserve"> Distance from midtown Manhattan: 30 miles.</w:t>
-        <w:br/>
-        <w:t xml:space="preserve"> </w:t>
-        <w:br/>
-        <w:t xml:space="preserve"> Rush-hour commutation to midtown: 1 hour 30 minutes by Red &amp; Tan Bus to George Washington Bridge, $4.05 (2-week ticket $70.20) and A train ($1.15) or Red &amp; Tan bus from New City to Port Authority, $4.50 one-way (2-week ticket $78.80).</w:t>
-        <w:br/>
-        <w:t xml:space="preserve"> </w:t>
-        <w:br/>
-        <w:t xml:space="preserve"> Government: Town of Clarkstown Supervisor (Charles E. Holbrook, Democrat), elected to a two-year term and four-member town board elected to four-year terms.</w:t>
-        <w:br/>
-        <w:t xml:space="preserve"> </w:t>
-        <w:br/>
-        <w:t xml:space="preserve"> Doctor/Farmer: The last working farm in Congers was started in 1891 by the artist Arthur Bowen Davies and his wife, Dr. Lucy Virginia Meriwether Davies, a ninth generation descendant of Meriwether Lewis of the Lewis and Clark Expedition. When Dr. Davies, who won her medical degree in 1886, died in 1949 at the age of 87 she was the oldest practicing woman physician in New York State.</w:t>
+        <w:t>His kind of research is done on the sidewalks and in the newspapers. "When I'm home, I read The Hudson Dispatch and The Jersey Journal," he says. "Every day, there are two or three articles right out of my screenplay."</w:t>
         <w:br/>
         <w:br/>
         <w:t>Graphic</w:t>
@@ -157,11 +101,7 @@
         <w:br/>
         <w:t xml:space="preserve"> </w:t>
         <w:br/>
-        <w:t>Photos: Rail station, Burnside Avenue, now feed store. Condominium apartments at Bridgewaters. (Eddie Hausner/The New York Times)</w:t>
-        <w:br/>
-        <w:t xml:space="preserve"> </w:t>
-        <w:br/>
-        <w:t>Map of Congers.</w:t>
+        <w:t>Photo: Vincent Spano, as the son of a construction company owner, with Mr. Sayles while making the film (Bob Marshak)</w:t>
       </w:r>
     </w:p>
     <w:sectPr>

--- a/example_articles/race_ethnicity/Multiple/3.race_ethnicity_Multiple_New_York_Times.docx
+++ b/example_articles/race_ethnicity/Multiple/3.race_ethnicity_Multiple_New_York_Times.docx
@@ -7,7 +7,7 @@
         <w:pStyle w:val="Heading1"/>
       </w:pPr>
       <w:r>
-        <w:t>John Sayles Finds His 'City of Hope' in Cincinnati</w:t>
+        <w:t>From Prison to the Art Gallery</w:t>
       </w:r>
     </w:p>
     <w:p>
@@ -17,22 +17,22 @@
     </w:p>
     <w:p>
       <w:r>
-        <w:t>Date: 1990-11-25</w:t>
+        <w:t>Date: 2022-09-22</w:t>
       </w:r>
     </w:p>
     <w:p>
       <w:r>
-        <w:t>Section: Section 2;; Section 2; Page 16; Column 3; Arts &amp; Leisure Desk; Column 3;</w:t>
+        <w:t>Section: ARTS; design</w:t>
       </w:r>
     </w:p>
     <w:p>
       <w:r>
-        <w:t>Source file: NYT/51.DOCX</w:t>
+        <w:t>Source file: NYT/9.DOCX</w:t>
       </w:r>
     </w:p>
     <w:p>
       <w:r>
-        <w:t>Raw race ethnicity result, 'race_ethnicity': Black or African American, Hispanic, White</w:t>
+        <w:t>Raw race ethnicity result, 'race_ethnicity': Black or African American; White</w:t>
       </w:r>
     </w:p>
     <w:p>
@@ -49,59 +49,79 @@
     </w:p>
     <w:p>
       <w:r>
-        <w:t>John Sayles looks at the punched-out brick buildings on the reeling edge of this city's downtown, and he sees New Jersey in 1990.</w:t>
+        <w:t>In 2010, in the recreation center of the Fairton Federal Correctional Institution, a medium-security prison for men in South New Jersey, an art collective was born.</w:t>
         <w:br/>
-        <w:t>A couple of years ago, when he was directing "Eight Men Out," he looked at the same neighborhood and saw Chicago in 1919. Over-the-Rhine, a formerly German and currently crumbling neighborhood adjacent to downtown Cincinnati, offers the New Jersey film maker a compelling urban composite of solid European architecture and vintage American decay. To Mr. Sayles, it has come to represent Anycity, U.S.A.</w:t>
+        <w:t>Five years into a 13-year sentence on drug-related charges, Jared Owens rediscovered his childhood love of ceramics and taught himself to paint. He was overseeing the art room by the time Gilberto Rivera, a graffiti artist, and Jesse Krimes, with an art degree from Millersville University in Pennsylvania, transferred to Fairton to finish their terms. They shared art magazine subscriptions, supplies, ideas and camaraderie in resistance to their circumstances.</w:t>
         <w:br/>
-        <w:t>At the moment, it is a hypothetical Hudson City, N.J., the gritty setting for Mr. Sayles's latest production, "City of Hope." Hudson City is meant to embody Mr. Sayles's observations of changing ethnic urban dynamics back home in Hoboken, but it could be any working-class town in the East.</w:t>
+        <w:t>With the help of Owens and Rivera, Krimes covertly gathered prison bedsheets that he collaged with New York Times images, using hair gel and a spoon to lift and transfer the printed ink onto his contraband canvases. He smuggled pieces out, one by one, through the prison mail room. Over three years, the subversive practice evolved into a monumental mural, a Hieronymus Bosch-like allegory of heaven, earth and hell, that he titled "Apokaluptein: 16389067" — Greek for apocalypse coupled with Krimes's inmate number. It stretched 15 feet by 40 feet when he was finally able to assemble the 39 segments for the first time upon his release in 2013, after serving six years on drug charges.</w:t>
         <w:br/>
-        <w:t>"I think of it as Trenton, Camden, Newark -- any place that is in a period of change," says Mr. Sayles.  "The story is wider than New Jersey. It could be Erie or Scranton or Wilmington. I grew up in Schenectady, and lived in Atlanta, and I've seen the same sort of changes taking place everywhere I've been."</w:t>
+        <w:t>"This isn't about some outsider coming in and doing an arts program — it was them on their own, seizing that space, whatever dignity they could craft, and then carrying that with them when they came home," said Alysa Nahmias, director of "Art &amp; Krimes by Krimes," a film that will be released in theaters on Sept. 30 by MTV Documentary Films and streamed by Paramount+ starting Nov. 22. It chronicles the making of "Apokaluptein" and Krimes's first five years out of prison as he struggles to forge a career in the art world with the support of friends. One of them is Russell Craig, who found art at age 7 while living in the foster care system. After serving 12 years on drug charges at prisons in Pennsylvania and Virginia, he met Krimes when both were newly released and working as assistants with Mural Arts Philadelphia's restorative justice program.</w:t>
         <w:br/>
-        <w:t>"City of Hope" deals with the political and personal forces that drive a city, and the circular manner in which they affect everybody within it. The story revolves around a father (Joe, played by Tony LoBianco) and son (Nick, played by Vincent Spano) who clash over the way Joe has built up his prosperous construction company. Like all the successful people in Hudson City, Joe has joined the fraternity of back scratchers who keep each other comfortable while ignoring those with more pressing itches.</w:t>
+        <w:t>These artists were among several dozen in the landmark exhibition "Marking Time: Art in the Age of Mass Incarceration," which debuted in 2020 at MoMA PS1 and has been touring since (it just opened at Brown University). Organized by Nicole Fleetwood, the MacArthur award-winning art historian, it gave new visibility to people fighting societal erasure in the U.S. carceral system, which now imprisons an estimated two million people annually — a 500 percent increase since 1970. Black people are incarcerated for drug offenses at 10 times the rate of white people despite roughly equal use, according to the American Civil Liberties Union.</w:t>
         <w:br/>
-        <w:t>But even the power brokers realize that their cozy world will not survive in the shifting political climate. Minorities -- black and Hispanic residents -- are becoming increasingly visible in local affairs. Their activity is cautiously championed by Wynn (Joe Morton), a newly elected black councilman who is torn between changing the system and joining it. Wynn bumps into a new moral question around every corner, and the film derives its conscience from the dilemmas he faces, along with Joe and Nick.</w:t>
+        <w:t>Now a small cadre of artists from the exhibition is gaining traction in the art world, with gallery representation, museum acquisitions, prestigious commissions, residencies and fellowships. With the aid of powerful donors, artists, arts leaders and activists, this vanguard is working structurally to pave the way for their peers. Whether museums nationwide will support such efforts has yet to be determined.</w:t>
         <w:br/>
-        <w:t>The problems are exacerbated by a string of seemingly unrelated events that merge at the point where the old patronage system collides with the rising aspirations of the excluded ethnic groups.</w:t>
+        <w:t>Fleetwood — who described the peer mentoring at Fairton, echoed in prisons around the country, as "inspirational" — hopes the exhibition "helps to shake up cultural institutions in terms of their gate keeping around what they typically show."</w:t>
         <w:br/>
-        <w:t>"The movie is two stories that intersect," says Mr. Sayles. "There's one kid trying to get out of the patronage system and another one trying to get in. At the same time, the local officials can see the handwriting on the wall, and they're having a yard sale -- trying to get a last couple of things for themselves before they're voted out of office."</w:t>
+        <w:t>"Marking Time" drew more than 35,000 visitors at MoMA PS1 despite Covid restrictions and won critical raves, with "Apokaluptein" hailed as a "carceral magnum opus" by Holland Cotter in The New York Times.</w:t>
         <w:br/>
-        <w:t>In an effort to underscore the random incidents that help propel the action, Mr. Sayles is making a film that requires swift scene shifts. The action frequently changes direction as characters pass each other on the street. Like Spike Lee's "Do the Right Thing," "City of Hope" uses the technique as a way of looking at the dynamics of urban life.</w:t>
+        <w:t>"'Marking Time' was definitely pivotal in all of our careers and pretty much legitimized folks who come from this incarcerated background," said Mary Enoch Elizabeth Baxter, an artist in the exhibition who was imprisoned for eight months on charges that included felony conspiracy. She is now on staff at MoMA PS1 as a project manager for learning.</w:t>
         <w:br/>
-        <w:t>It is an ambitious approach -- particularly in light of Mr. Sayles's limited budget. He has often made films that cost less than $1 million. The film maker usually begins work on a project before he has a distributor. Given Mr. Sayles's reputation, that is a negligible concern, but it contributes to the financial pressure. At the same time, the limited budget gives Mr. Sayles considerable artistic freedom.</w:t>
+        <w:t>She has received multiple fellowships, including a residency to examine adultification bias against Black girls — how society tends to regard some children as older than they are, needing less protection — as a root cause of incarceration. Baxter has just been commissioned to lead workshops with women incarcerated at Rikers Island, to culminate in a community mural.</w:t>
         <w:br/>
-        <w:t>"When you make a movie for as little money as possible, you don't have to please everybody," says Maggie Renzi, who is co-producing "City of Hope" with Sarah Green. "But that makes it a lot tougher than it would be otherwise. It means we have to shoot from 6 at night to 6 in the morning, and we have to move the company at least once and sometimes twice a day.</w:t>
+        <w:t>The art dealer Barry Malin has seen a huge shift in collector interest since he started representing Krimes. In 2016, the artist walked into the new Chelsea space opened by Malin, a former surgeon with a focus on social justice, and on the basis of their personal connection, the gallerist offered to show his prison works. Nothing sold from that first exhibition, but it led to a string of grants for Krimes.</w:t>
         <w:br/>
-        <w:t>"Tonight, for instance, after we're finished with this scene, we'll move outside to shoot a scene up the street. On most big-budget productions, they would spend all night on this one set."</w:t>
+        <w:t>"There was a challenge to getting people to appreciate it just as art," said Malin, who also represents Craig and Owens. He says he has seen a new receptivity since "Marking Time"; the 2020 national reckoning with race and justice; and shifting sympathies toward people ensnared by drugs, in the wake of the opioid crisis.</w:t>
         <w:br/>
-        <w:t>Ms. Renzi was speaking from the second floor of the exclusive Cincinnati Club, where "City of Hope" had its headquarters during its summer shooting. The building also provided a location for a brief scene in which Wynn leads an angry group of black citizens into a private fund-raising dinner for the mayor. For this scene, there were elk heads on the walls -- courtesy of the production company -- and catered dinners set on round tables in front of dark-haired Cincinnatians.</w:t>
+        <w:t>The term "formerly incarcerated artist" has become "a favorable designation," Malin said. Owens's first solo exhibition of paintings and assemblage work just opened at 515 West 29th Street, through Nov. 19, with prices starting at $26,000.</w:t>
         <w:br/>
-        <w:t>"One of the hardest things about filming in Cincinnati was finding people who looked like they were from New Jersey," says Ms. Renzi. "With the German influence here, there were a lot more blond people than we needed." It was even harder to round up extras for a classroom scene that required a dozen Hispanic second-graders.</w:t>
+        <w:t>Last month, Owens was finishing the works in his studio at Silver Art Projects, on the 28th floor of 4 World Trade Center. Co-founded by Joshua Pulman and Cory Silverstein and funded in part by Silverstein Properties, which redeveloped the World Trade Center complex, the nonprofit offers free studio spaces and career opportunities to 28 emerging artists from marginalized communities.</w:t>
         <w:br/>
-        <w:t>"Buying wardrobes was kind of tricky, too," she says. "It was interesting to use current clothes, for a change -- you could go to the store and buy Bart Simpson T-shirts -- but the styles in Cincinnati aren't the same as the styles in New Jersey. The exception is the black community. The blacks dress more Eastern."</w:t>
+        <w:t>"Society can't really visualize prisoners as even human beings," Owens said. "I'm going to bring your attention to that," he added. "I'm going to keep it in your mind's eye."</w:t>
         <w:br/>
-        <w:t>However, few of Cincinnati's black residents had ever entered the Cincinnati Club before they crashed the mayor's party. The scene was a pivotal one in the film. For five hours, Mr. Sayles roamed the set in his tank top and basketball shorts, coaching the extras and polishing off a Diet Mountain Dew. Then, around midnight, he sent the cast and crew out for lunch.</w:t>
+        <w:t>He was using shadow figures appropriated from an 18th-century diagram of the Brookes slave ship, reproducing them in rows as a serial motif across canvases that flicker between representation and smudgy abstraction and suggest the architecture of the prison.</w:t>
         <w:br/>
-        <w:t>The food trucks were parked in front of the Cincinnati Club on a quiet plaza that is halfway between the heart of downtown and Over-the-Rhine. The area is usually deserted at night, except for the few professionals who live in nearby apartments and the far less affluent residents who sleep in doorways or crumbling buildings a few blocks north. In their black shirts and styled hair, the movie people presented a vivid contrast to both groups as they sat under a statue and ate their roast beef sandwiches before piling into the vans to shoot at the next location until dawn.</w:t>
+        <w:t>With a grant this year from the Art for Justice Fund, founded in 2017 by the philanthropist Agnes Gund to support activists and artists working to reduce the prison population, Silver Art is now reserving several spots in the residency annually for formerly incarcerated artists. Baxter, Krimes and Craig joined Owens in the coveted studio spaces earlier this month.</w:t>
         <w:br/>
-        <w:t>For 30 nights, Mr. Sayles ran his people back and forth between 40 locations. The task would have been impossible in a city that was more crowded. "It's difficult to caravan production trucks and vans on streets where cars are triple-parked," he says. "Cincinnati has the urban look without the density of population that gives you too many logistical problems."</w:t>
+        <w:t>"The alchemy of art as a tool for securing justice cannot be overstated," said Gund, who collects work by Krimes and Craig (as does the Brooklyn Museum).</w:t>
         <w:br/>
-        <w:t>Because of its manageability and the diversity of nearby locations, Cincinnati has lately become an extremely popular place to make films, providing the setting for such recent movies as "Rain Man," "A Rage in Harlem" and "Fresh Horses." "The city makes it easy to shoot a movie here," says Mr. Sayles.</w:t>
+        <w:t>In his recent first solo New York show at Malin Gallery, Craig showed autobiographical canvases often painted on leather purse fragments stitched together as a skin, referencing the Black body in the prison system.</w:t>
         <w:br/>
-        <w:t>"If we had a bigger budget, we might shoot in a city with more skyline. But if we had a bigger budget, we might do a lot of things differently. The first thing would be to pay our people more. When we want an actor but we can only pay him scale, we sometimes have a hard time getting past the agent. They just won't tell the actor about the job." As a result, Mr. Sayles must bypass established box-office stars and instead develop ongoing relationships with lesser-known actors such as Mr. Spano and Mr. Morton.</w:t>
+        <w:t>"It took me years to decide to unpack my prison experience," Craig said. "I didn't want to exploit my situation or anyone else's." Three-quarters of the exhibition sold, with prices starting at $35,000. Among his collectors were Tim and Stephanie Ingrassia (she is vice chair of the Brooklyn Museum).</w:t>
         <w:br/>
-        <w:t>"Eight Men Out" (1988) was the only film for which Mr. Sayles had a generous budget. It also lost more money than any of his others films, including "Matewan" and "Return of the Secaucus Seven," which received lavish critical acclaim.</w:t>
+        <w:t>Krimes has now had five exhibitions with the gallery. "People aren't questioning anymore, is he an artist or is he this sort of curiosity?" Malin said. Krimes's series of "Elegy Quilts," pieced together from the clothing of incarcerated individuals and depicting their remembrances of home, started at $25,000 and sold out quickly to collectors including Beth Rudin DeWoody.</w:t>
         <w:br/>
-        <w:t>Mr. Sayles makes it his business to study audience reactions when he goes to movies back home at the Secaucus Mall. "When one of my movies is playing, I like to stand in the lobby to see what the people look like who go in to see mine -- to know who we're attracting," he says. "When I watch a movie, I try to see who the people are rooting for, who they have empathy with."</w:t>
+        <w:t>Malin has gradually raised Krimes's prices to $75,000. "The next hurdle to overcome," Malin said, "is, are people going to take it seriously enough to go above this price point?"</w:t>
         <w:br/>
-        <w:t>His kind of research is done on the sidewalks and in the newspapers. "When I'm home, I read The Hudson Dispatch and The Jersey Journal," he says. "Every day, there are two or three articles right out of my screenplay."</w:t>
+        <w:t>During a recent public discussion called "Confronting Mass Incarceration" at the Anderson Ranch in Aspen, the Brooklyn Museum's director, Anne Pasternak, who led the acquisition of works by Craig and Krimes, apologized to Krimes for an earlier comment about his work having gotten expensive.</w:t>
         <w:br/>
+        <w:t>"In retrospect, I realized that could have sounded like, because he had been incarcerated, he didn't merit the prices of other artists, which is not what I intended," she said in a recent interview, adding, "It requires us all to be more conscientious of our biases that we may not be aware of."</w:t>
         <w:br/>
-        <w:t>Graphic</w:t>
+        <w:t>Early on, Krimes noticed he was often the only artist included in shows about incarceration who had actually served time. "I'm a white guy from eastern Pennsylvania, I should definitely not be the only face of incarceration," said Krimes, who grew up in a working-class community in Lancaster.</w:t>
         <w:br/>
+        <w:t>The documentary compares the lighter sentence Krimes received (six years) to that of a Black man sentenced the same day for the same crime (20 years), from the same judge, who said he saw "potential" in Krimes. The artist said he experienced how penitentiaries intentionally stoked racial divisions between rival gangs as a means of control. He pointed out that visual artists were respected prisonwide for the tangible records of humanity, such as portraits, they could provide to other inmates.</w:t>
         <w:br/>
-        <w:t xml:space="preserve"> </w:t>
+        <w:t>"That's where I realized I could use artwork as a collective building tool to cross racial barriers," Krimes said.</w:t>
         <w:br/>
-        <w:t>Photo: Vincent Spano, as the son of a construction company owner, with Mr. Sayles while making the film (Bob Marshak)</w:t>
+        <w:t>Krimes and Craig received a grant from Open Philanthropy to co-found the Right of Return USAin 2017, which offers $20,000 fellowships to a half dozen formerly incarcerated artists each year.</w:t>
+        <w:br/>
+        <w:t>Baxter received one of these inaugural fellowships after prison, when she had less than $5 in her bank account, and described the support as life-changing. "It gave me an opportunity to find stable housing and revisit my art aspirations," she said. The grant funded her musical film "Ain't I a Woman," in which Baxter told her life story, including giving birth in prison while shackled to a gurney.</w:t>
+        <w:br/>
+        <w:t>(Other Right of Return fellows include the poet Reginald Dwayne Betts; the artist Sherrill Roland,represented by the Tanya Bonakdar Gallery; Gilberto Rivera; and Tameca Cole, whose 2016 collage of a face shrouded in a gray cloud, titled "Locked in a Dark Calm," is the opening image in "Marking Time.")</w:t>
+        <w:br/>
+        <w:t>Krimes and Craig recently received $1.1 million from the Mellon Foundation, to help expand Right of Return from a fellowship to a nonprofit called the Art and Advocacy Society, which will hire staff and encompass a school and residency program.</w:t>
+        <w:br/>
+        <w:t>They are working with Kate Fowle, former director of MoMA PS1, who brought "Marking Time" to the museum, on the school's pilot program, being hosted by MoMA PS1 with $300,000 in additional funding from Gund's Art for Justice and the Ford Foundation. A cohort of six artists — Krimes, Craig, Owens, Baxter, Cole and Rivera — are receiving professional development and one-on-one mentorship from Sterling Ruby, Hank Willis Thomas, Rashid Johnson, Lorna Simpson, Derrick Adams and Rafael Domenech.</w:t>
+        <w:br/>
+        <w:t>When asked why a limited number of opportunities seem to keep going to the same handful of artists, Fowle said, "They are going to be the support structure for future artists coming through school, the mentors, the ones able to guide how these types of programs expand." She and Krimes envision an entry-level tier for artists getting out of prison to learn studio skills and art history. The Art and Advocacy Society would develop the core curriculum, to be implemented at museums across the country.</w:t>
+        <w:br/>
+        <w:t>Whether museums broadly will fund such an initiative is an open question. MoMA PS1, for example, received the top end of what Art for Justice gives — $200,000 — but it was not enough to pay for both tiers of the school.</w:t>
+        <w:br/>
+        <w:t>In November, Christie's will auction works by Johnson and Mickalene Thomas, among others, to benefit the Art and Advocacy Society and a permanent residency program. "Our goal is to create a multiracial national movement that is foundational and lasts," Krimes said. His biggest fear is that the art world's interest will move on to the next thing before anything structural has changed.</w:t>
+        <w:br/>
+        <w:t>"I recognize the power of calling yourself a 'formerly incarcerated artist,'" he said. But ultimately, he added, "you want to be known as just an artist."</w:t>
+        <w:br/>
+        <w:t>PHOTOS: Top from left, the once-incarcerated artists Tameca Cole, Russell Craig, Jared Owens, Jesse Krimes, Gilberto Rivera and Mary Enoch Elizabeth Baxter. Right, an installation view of Krimes's "Apokaluptein: 16389067" (2010-13) at "Marking Time," MoMA PS 1, in 2020. Below, Owens's studio in the Silver Art Project residency space. Bottom center, Craig's "Idol Time" (2022) was shown at the Malin Gallery. (PHOTOGRAPHS BY CHRISTOPHER GREGORY FOR THE NEW YORK TIMES; KARSTEN MORAN FOR THE NEW YORK TIMES; RUSSELL CRAIG; VIA MALIN GALLERY)</w:t>
       </w:r>
     </w:p>
     <w:sectPr>
